--- a/러시아 인권변호사/3부/3부_8화_거리로_나선_국민.docx
+++ b/러시아 인권변호사/3부/3부_8화_거리로_나선_국민.docx
@@ -36,7 +36,7 @@
           <w:i w:val="0"/>
           <w:sz w:val="22"/>
         </w:rPr>
-        <w:t>알렉세이 “료샤” 오를로프(주지사 후보) / 카탸 리시나(참모) / 아나톨리 빅토로비치 그레벤시코프(당 공동 창당자, 전화) / 레프 아르카디예비치 랴잔체프(편집장) / 인나 세르게예브나 수히노바(법률고문) / 경찰 지휘관 벨로프 대위(재등장) / 외신기자 / 볼로신 주지사 측 대변인 / 기자(브리핑) / 안나 오를로바(료샤의 어머니) / 자원봉사자 사샤(연행되었다 풀려난 청년)</w:t>
+        <w:t>알렉세이 “료샤” 오를로프(주지사 후보) / 카탸 리시나(참모) / 아나톨리 빅토로비치 그레벤시코프(당 공동 창당자, 전화) / 레프 아르카디예비치 랴잔체프(편집장) / 인나 세르게예브나 수히노바(법률고문) / 경찰 지휘관 벨로프 대위(재등장) / 외신기자 / 볼로신 주지사 측 대변인 / 기자(브리핑) / 안나 오를로바(료샤의 어머니) / 자원봉사자 사샤(연행되었다 풀려난 청년) / 군중 속 목소리</w:t>
       </w:r>
     </w:p>
     <w:p>
@@ -217,6 +217,108 @@
           <w:i w:val="0"/>
           <w:sz w:val="22"/>
         </w:rPr>
+        <w:t xml:space="preserve">Лёша: </w:t>
+      </w:r>
+      <w:r>
+        <w:rPr>
+          <w:rFonts w:ascii="Times New Roman" w:hAnsi="Times New Roman" w:eastAsia="Malgun Gothic"/>
+          <w:b w:val="0"/>
+          <w:i w:val="0"/>
+          <w:sz w:val="22"/>
+        </w:rPr>
+        <w:t>А у нас? Здесь, в области?</w:t>
+      </w:r>
+    </w:p>
+    <w:p>
+      <w:pPr>
+        <w:spacing w:before="0" w:after="110" w:line="300" w:lineRule="auto"/>
+      </w:pPr>
+      <w:r>
+        <w:rPr>
+          <w:rFonts w:ascii="Times New Roman" w:hAnsi="Times New Roman" w:eastAsia="Malgun Gothic"/>
+          <w:b/>
+          <w:i w:val="0"/>
+          <w:sz w:val="22"/>
+        </w:rPr>
+        <w:t xml:space="preserve">Катя: </w:t>
+      </w:r>
+      <w:r>
+        <w:rPr>
+          <w:rFonts w:ascii="Times New Roman" w:hAnsi="Times New Roman" w:eastAsia="Malgun Gothic"/>
+          <w:b w:val="0"/>
+          <w:i w:val="0"/>
+          <w:sz w:val="22"/>
+        </w:rPr>
+        <w:t>У здания администрации с утра около трёх тысяч. Приходят семьями. Студенты политеха пришли колонной, с конспектами — у них сессия.</w:t>
+      </w:r>
+    </w:p>
+    <w:p>
+      <w:pPr>
+        <w:spacing w:before="0" w:after="110" w:line="300" w:lineRule="auto"/>
+      </w:pPr>
+      <w:r>
+        <w:rPr>
+          <w:rFonts w:ascii="Times New Roman" w:hAnsi="Times New Roman" w:eastAsia="Malgun Gothic"/>
+          <w:b/>
+          <w:i w:val="0"/>
+          <w:sz w:val="22"/>
+        </w:rPr>
+        <w:t xml:space="preserve">Лёша: </w:t>
+      </w:r>
+      <w:r>
+        <w:rPr>
+          <w:rFonts w:ascii="Times New Roman" w:hAnsi="Times New Roman" w:eastAsia="Malgun Gothic"/>
+          <w:b w:val="0"/>
+          <w:i/>
+          <w:color w:val="555555"/>
+          <w:sz w:val="22"/>
+        </w:rPr>
+        <w:t>(почти улыбается)</w:t>
+      </w:r>
+      <w:r>
+        <w:rPr>
+          <w:rFonts w:ascii="Times New Roman" w:hAnsi="Times New Roman" w:eastAsia="Malgun Gothic"/>
+          <w:b w:val="0"/>
+          <w:i w:val="0"/>
+          <w:sz w:val="22"/>
+        </w:rPr>
+        <w:t xml:space="preserve"> С конспектами…</w:t>
+      </w:r>
+    </w:p>
+    <w:p>
+      <w:pPr>
+        <w:spacing w:before="0" w:after="110" w:line="300" w:lineRule="auto"/>
+      </w:pPr>
+      <w:r>
+        <w:rPr>
+          <w:rFonts w:ascii="Times New Roman" w:hAnsi="Times New Roman" w:eastAsia="Malgun Gothic"/>
+          <w:b/>
+          <w:i w:val="0"/>
+          <w:sz w:val="22"/>
+        </w:rPr>
+        <w:t xml:space="preserve">Катя: </w:t>
+      </w:r>
+      <w:r>
+        <w:rPr>
+          <w:rFonts w:ascii="Times New Roman" w:hAnsi="Times New Roman" w:eastAsia="Malgun Gothic"/>
+          <w:b w:val="0"/>
+          <w:i w:val="0"/>
+          <w:sz w:val="22"/>
+        </w:rPr>
+        <w:t>Говорят: «Будем учить между лозунгами».</w:t>
+      </w:r>
+    </w:p>
+    <w:p>
+      <w:pPr>
+        <w:spacing w:before="0" w:after="110" w:line="300" w:lineRule="auto"/>
+      </w:pPr>
+      <w:r>
+        <w:rPr>
+          <w:rFonts w:ascii="Times New Roman" w:hAnsi="Times New Roman" w:eastAsia="Malgun Gothic"/>
+          <w:b/>
+          <w:i w:val="0"/>
+          <w:sz w:val="22"/>
+        </w:rPr>
         <w:t xml:space="preserve">Рязанцев: </w:t>
       </w:r>
       <w:r>
@@ -586,6 +688,85 @@
     </w:p>
     <w:p>
       <w:pPr>
+        <w:spacing w:before="0" w:after="110" w:line="300" w:lineRule="auto"/>
+      </w:pPr>
+      <w:r>
+        <w:rPr>
+          <w:rFonts w:ascii="Times New Roman" w:hAnsi="Times New Roman" w:eastAsia="Malgun Gothic"/>
+          <w:b/>
+          <w:i w:val="0"/>
+          <w:sz w:val="22"/>
+        </w:rPr>
+        <w:t xml:space="preserve">Лёша: </w:t>
+      </w:r>
+      <w:r>
+        <w:rPr>
+          <w:rFonts w:ascii="Times New Roman" w:hAnsi="Times New Roman" w:eastAsia="Malgun Gothic"/>
+          <w:b w:val="0"/>
+          <w:i w:val="0"/>
+          <w:sz w:val="22"/>
+        </w:rPr>
+        <w:t>Анатолий Викторович, вы сами когда-нибудь говорили правду, зная, что за неё заплатите?</w:t>
+      </w:r>
+    </w:p>
+    <w:p>
+      <w:pPr>
+        <w:spacing w:before="0" w:after="110" w:line="300" w:lineRule="auto"/>
+      </w:pPr>
+      <w:r>
+        <w:rPr>
+          <w:rFonts w:ascii="Times New Roman" w:hAnsi="Times New Roman" w:eastAsia="Malgun Gothic"/>
+          <w:b/>
+          <w:i w:val="0"/>
+          <w:sz w:val="22"/>
+        </w:rPr>
+        <w:t xml:space="preserve">Гребенщиков: </w:t>
+      </w:r>
+      <w:r>
+        <w:rPr>
+          <w:rFonts w:ascii="Times New Roman" w:hAnsi="Times New Roman" w:eastAsia="Malgun Gothic"/>
+          <w:b w:val="0"/>
+          <w:i/>
+          <w:color w:val="555555"/>
+          <w:sz w:val="22"/>
+        </w:rPr>
+        <w:t>(невесело смеётся)</w:t>
+      </w:r>
+      <w:r>
+        <w:rPr>
+          <w:rFonts w:ascii="Times New Roman" w:hAnsi="Times New Roman" w:eastAsia="Malgun Gothic"/>
+          <w:b w:val="0"/>
+          <w:i w:val="0"/>
+          <w:sz w:val="22"/>
+        </w:rPr>
+        <w:t xml:space="preserve"> Говорил. И платил. Поэтому и прошу вас говорить коротко — длинную правду слишком удобно резать на цитаты.</w:t>
+      </w:r>
+    </w:p>
+    <w:p>
+      <w:pPr>
+        <w:spacing w:before="0" w:after="110" w:line="300" w:lineRule="auto"/>
+      </w:pPr>
+      <w:r>
+        <w:rPr>
+          <w:rFonts w:ascii="Times New Roman" w:hAnsi="Times New Roman" w:eastAsia="Malgun Gothic"/>
+          <w:b/>
+          <w:i w:val="0"/>
+          <w:sz w:val="22"/>
+        </w:rPr>
+        <w:t xml:space="preserve">Лёша: </w:t>
+      </w:r>
+      <w:r>
+        <w:rPr>
+          <w:rFonts w:ascii="Times New Roman" w:hAnsi="Times New Roman" w:eastAsia="Malgun Gothic"/>
+          <w:b w:val="0"/>
+          <w:i w:val="0"/>
+          <w:sz w:val="22"/>
+        </w:rPr>
+        <w:t>Коротко. Обещаю.</w:t>
+      </w:r>
+    </w:p>
+    <w:p>
+      <w:pPr>
         <w:keepNext/>
         <w:spacing w:before="320" w:after="140"/>
       </w:pPr>
@@ -690,6 +871,72 @@
           <w:i w:val="0"/>
           <w:sz w:val="22"/>
         </w:rPr>
+        <w:t xml:space="preserve">Голос из толпы: </w:t>
+      </w:r>
+      <w:r>
+        <w:rPr>
+          <w:rFonts w:ascii="Times New Roman" w:hAnsi="Times New Roman" w:eastAsia="Malgun Gothic"/>
+          <w:b w:val="0"/>
+          <w:i/>
+          <w:color w:val="555555"/>
+          <w:sz w:val="22"/>
+        </w:rPr>
+        <w:t>(кто-то кричит)</w:t>
+      </w:r>
+      <w:r>
+        <w:rPr>
+          <w:rFonts w:ascii="Times New Roman" w:hAnsi="Times New Roman" w:eastAsia="Malgun Gothic"/>
+          <w:b w:val="0"/>
+          <w:i w:val="0"/>
+          <w:sz w:val="22"/>
+        </w:rPr>
+        <w:t xml:space="preserve"> Мы с вами, Алексей Николаевич! Найдите её!</w:t>
+      </w:r>
+    </w:p>
+    <w:p>
+      <w:pPr>
+        <w:spacing w:before="0" w:after="110" w:line="300" w:lineRule="auto"/>
+      </w:pPr>
+      <w:r>
+        <w:rPr>
+          <w:rFonts w:ascii="Times New Roman" w:hAnsi="Times New Roman" w:eastAsia="Malgun Gothic"/>
+          <w:b/>
+          <w:i w:val="0"/>
+          <w:sz w:val="22"/>
+        </w:rPr>
+        <w:t xml:space="preserve">Лёша: </w:t>
+      </w:r>
+      <w:r>
+        <w:rPr>
+          <w:rFonts w:ascii="Times New Roman" w:hAnsi="Times New Roman" w:eastAsia="Malgun Gothic"/>
+          <w:b w:val="0"/>
+          <w:i/>
+          <w:color w:val="555555"/>
+          <w:sz w:val="22"/>
+        </w:rPr>
+        <w:t>(не сразу, сдавленно)</w:t>
+      </w:r>
+      <w:r>
+        <w:rPr>
+          <w:rFonts w:ascii="Times New Roman" w:hAnsi="Times New Roman" w:eastAsia="Malgun Gothic"/>
+          <w:b w:val="0"/>
+          <w:i w:val="0"/>
+          <w:sz w:val="22"/>
+        </w:rPr>
+        <w:t xml:space="preserve"> Найдём. Все вместе — найдём.</w:t>
+      </w:r>
+    </w:p>
+    <w:p>
+      <w:pPr>
+        <w:spacing w:before="0" w:after="110" w:line="300" w:lineRule="auto"/>
+      </w:pPr>
+      <w:r>
+        <w:rPr>
+          <w:rFonts w:ascii="Times New Roman" w:hAnsi="Times New Roman" w:eastAsia="Malgun Gothic"/>
+          <w:b/>
+          <w:i w:val="0"/>
+          <w:sz w:val="22"/>
+        </w:rPr>
         <w:t xml:space="preserve">Лёша: </w:t>
       </w:r>
       <w:r>
@@ -885,12 +1132,99 @@
       <w:r>
         <w:rPr>
           <w:rFonts w:ascii="Times New Roman" w:hAnsi="Times New Roman" w:eastAsia="Malgun Gothic"/>
+          <w:b/>
+          <w:i w:val="0"/>
+          <w:sz w:val="22"/>
+        </w:rPr>
+        <w:t xml:space="preserve">Лёша: </w:t>
+      </w:r>
+      <w:r>
+        <w:rPr>
+          <w:rFonts w:ascii="Times New Roman" w:hAnsi="Times New Roman" w:eastAsia="Malgun Gothic"/>
+          <w:b w:val="0"/>
+          <w:i w:val="0"/>
+          <w:sz w:val="22"/>
+        </w:rPr>
+        <w:t>Значит, сейчас приказ — не дать договорить?</w:t>
+      </w:r>
+    </w:p>
+    <w:p>
+      <w:pPr>
+        <w:spacing w:before="0" w:after="110" w:line="300" w:lineRule="auto"/>
+      </w:pPr>
+      <w:r>
+        <w:rPr>
+          <w:rFonts w:ascii="Times New Roman" w:hAnsi="Times New Roman" w:eastAsia="Malgun Gothic"/>
+          <w:b/>
+          <w:i w:val="0"/>
+          <w:sz w:val="22"/>
+        </w:rPr>
+        <w:t xml:space="preserve">Белов: </w:t>
+      </w:r>
+      <w:r>
+        <w:rPr>
+          <w:rFonts w:ascii="Times New Roman" w:hAnsi="Times New Roman" w:eastAsia="Malgun Gothic"/>
+          <w:b w:val="0"/>
+          <w:i w:val="0"/>
+          <w:sz w:val="22"/>
+        </w:rPr>
+        <w:t>Сейчас приказ — «обеспечить порядок». А как я его обеспечиваю — пока решаю я. Пока.</w:t>
+      </w:r>
+    </w:p>
+    <w:p>
+      <w:pPr>
+        <w:spacing w:before="0" w:after="110" w:line="300" w:lineRule="auto"/>
+      </w:pPr>
+      <w:r>
+        <w:rPr>
+          <w:rFonts w:ascii="Times New Roman" w:hAnsi="Times New Roman" w:eastAsia="Malgun Gothic"/>
+          <w:b/>
+          <w:i w:val="0"/>
+          <w:sz w:val="22"/>
+        </w:rPr>
+        <w:t xml:space="preserve">Лёша: </w:t>
+      </w:r>
+      <w:r>
+        <w:rPr>
+          <w:rFonts w:ascii="Times New Roman" w:hAnsi="Times New Roman" w:eastAsia="Malgun Gothic"/>
+          <w:b w:val="0"/>
+          <w:i w:val="0"/>
+          <w:sz w:val="22"/>
+        </w:rPr>
+        <w:t>Тогда решите правильно, капитан. Здесь люди с детьми. Студенты с конспектами.</w:t>
+      </w:r>
+    </w:p>
+    <w:p>
+      <w:pPr>
+        <w:spacing w:before="0" w:after="110" w:line="300" w:lineRule="auto"/>
+      </w:pPr>
+      <w:r>
+        <w:rPr>
+          <w:rFonts w:ascii="Times New Roman" w:hAnsi="Times New Roman" w:eastAsia="Malgun Gothic"/>
+          <w:b/>
+          <w:i w:val="0"/>
+          <w:sz w:val="22"/>
+        </w:rPr>
+        <w:t xml:space="preserve">Белов: </w:t>
+      </w:r>
+      <w:r>
+        <w:rPr>
+          <w:rFonts w:ascii="Times New Roman" w:hAnsi="Times New Roman" w:eastAsia="Malgun Gothic"/>
           <w:b w:val="0"/>
           <w:i/>
           <w:color w:val="555555"/>
           <w:sz w:val="22"/>
         </w:rPr>
-        <w:t>(через несколько минут часть оцепления, не дожидаясь срока, начинает теснить толпу; несколько человек задерживают, в том числе молодого волонтёра из штаба)</w:t>
+        <w:t>(смотрит на толпу, потом на часы)</w:t>
+      </w:r>
+      <w:r>
+        <w:rPr>
+          <w:rFonts w:ascii="Times New Roman" w:hAnsi="Times New Roman" w:eastAsia="Malgun Gothic"/>
+          <w:b w:val="0"/>
+          <w:i w:val="0"/>
+          <w:sz w:val="22"/>
+        </w:rPr>
+        <w:t xml:space="preserve"> Вижу. Десять минут, Алексей Николаевич. Время пошло.</w:t>
       </w:r>
     </w:p>
     <w:p>
@@ -904,7 +1238,7 @@
           <w:i w:val="0"/>
           <w:sz w:val="22"/>
         </w:rPr>
-        <w:t xml:space="preserve">Катя: </w:t>
+        <w:t xml:space="preserve">Лёша: </w:t>
       </w:r>
       <w:r>
         <w:rPr>
@@ -914,7 +1248,7 @@
           <w:color w:val="555555"/>
           <w:sz w:val="22"/>
         </w:rPr>
-        <w:t>(кричит)</w:t>
+        <w:t>(оборачивается к толпе, в мегафон)</w:t>
       </w:r>
       <w:r>
         <w:rPr>
@@ -923,22 +1257,13 @@
           <w:i w:val="0"/>
           <w:sz w:val="22"/>
         </w:rPr>
-        <w:t xml:space="preserve"> Отпустите его! Он просто стоял с плакатом!</w:t>
+        <w:t xml:space="preserve"> Друзья! Нас услышали. Через десять минут мы спокойно расходимся — и через два дня встречаемся на участках!</w:t>
       </w:r>
     </w:p>
     <w:p>
       <w:pPr>
         <w:spacing w:before="0" w:after="110" w:line="300" w:lineRule="auto"/>
       </w:pPr>
-      <w:r>
-        <w:rPr>
-          <w:rFonts w:ascii="Times New Roman" w:hAnsi="Times New Roman" w:eastAsia="Malgun Gothic"/>
-          <w:b/>
-          <w:i w:val="0"/>
-          <w:sz w:val="22"/>
-        </w:rPr>
-        <w:t xml:space="preserve">Белов: </w:t>
-      </w:r>
       <w:r>
         <w:rPr>
           <w:rFonts w:ascii="Times New Roman" w:hAnsi="Times New Roman" w:eastAsia="Malgun Gothic"/>
@@ -947,7 +1272,31 @@
           <w:color w:val="555555"/>
           <w:sz w:val="22"/>
         </w:rPr>
-        <w:t>(жёстко, но явно недоволен своими же людьми)</w:t>
+        <w:t>(через несколько минут часть оцепления, не дожидаясь срока, начинает теснить толпу; несколько человек задерживают, в том числе молодого волонтёра из штаба)</w:t>
+      </w:r>
+    </w:p>
+    <w:p>
+      <w:pPr>
+        <w:spacing w:before="0" w:after="110" w:line="300" w:lineRule="auto"/>
+      </w:pPr>
+      <w:r>
+        <w:rPr>
+          <w:rFonts w:ascii="Times New Roman" w:hAnsi="Times New Roman" w:eastAsia="Malgun Gothic"/>
+          <w:b/>
+          <w:i w:val="0"/>
+          <w:sz w:val="22"/>
+        </w:rPr>
+        <w:t xml:space="preserve">Катя: </w:t>
+      </w:r>
+      <w:r>
+        <w:rPr>
+          <w:rFonts w:ascii="Times New Roman" w:hAnsi="Times New Roman" w:eastAsia="Malgun Gothic"/>
+          <w:b w:val="0"/>
+          <w:i/>
+          <w:color w:val="555555"/>
+          <w:sz w:val="22"/>
+        </w:rPr>
+        <w:t>(кричит)</w:t>
       </w:r>
       <w:r>
         <w:rPr>
@@ -956,7 +1305,115 @@
           <w:i w:val="0"/>
           <w:sz w:val="22"/>
         </w:rPr>
+        <w:t xml:space="preserve"> Отпустите его! Он просто стоял с плакатом!</w:t>
+      </w:r>
+    </w:p>
+    <w:p>
+      <w:pPr>
+        <w:spacing w:before="0" w:after="110" w:line="300" w:lineRule="auto"/>
+      </w:pPr>
+      <w:r>
+        <w:rPr>
+          <w:rFonts w:ascii="Times New Roman" w:hAnsi="Times New Roman" w:eastAsia="Malgun Gothic"/>
+          <w:b/>
+          <w:i w:val="0"/>
+          <w:sz w:val="22"/>
+        </w:rPr>
+        <w:t xml:space="preserve">Белов: </w:t>
+      </w:r>
+      <w:r>
+        <w:rPr>
+          <w:rFonts w:ascii="Times New Roman" w:hAnsi="Times New Roman" w:eastAsia="Malgun Gothic"/>
+          <w:b w:val="0"/>
+          <w:i/>
+          <w:color w:val="555555"/>
+          <w:sz w:val="22"/>
+        </w:rPr>
+        <w:t>(жёстко, но явно недоволен своими же людьми)</w:t>
+      </w:r>
+      <w:r>
+        <w:rPr>
+          <w:rFonts w:ascii="Times New Roman" w:hAnsi="Times New Roman" w:eastAsia="Malgun Gothic"/>
+          <w:b w:val="0"/>
+          <w:i w:val="0"/>
+          <w:sz w:val="22"/>
+        </w:rPr>
         <w:t xml:space="preserve"> Ещё слово — и вы тоже проследуете за ним.</w:t>
+      </w:r>
+    </w:p>
+    <w:p>
+      <w:pPr>
+        <w:spacing w:before="0" w:after="110" w:line="300" w:lineRule="auto"/>
+      </w:pPr>
+      <w:r>
+        <w:rPr>
+          <w:rFonts w:ascii="Times New Roman" w:hAnsi="Times New Roman" w:eastAsia="Malgun Gothic"/>
+          <w:b/>
+          <w:i w:val="0"/>
+          <w:sz w:val="22"/>
+        </w:rPr>
+        <w:t xml:space="preserve">Лёша: </w:t>
+      </w:r>
+      <w:r>
+        <w:rPr>
+          <w:rFonts w:ascii="Times New Roman" w:hAnsi="Times New Roman" w:eastAsia="Malgun Gothic"/>
+          <w:b w:val="0"/>
+          <w:i w:val="0"/>
+          <w:sz w:val="22"/>
+        </w:rPr>
+        <w:t>Капитан, вы обещали десять минут.</w:t>
+      </w:r>
+    </w:p>
+    <w:p>
+      <w:pPr>
+        <w:spacing w:before="0" w:after="110" w:line="300" w:lineRule="auto"/>
+      </w:pPr>
+      <w:r>
+        <w:rPr>
+          <w:rFonts w:ascii="Times New Roman" w:hAnsi="Times New Roman" w:eastAsia="Malgun Gothic"/>
+          <w:b/>
+          <w:i w:val="0"/>
+          <w:sz w:val="22"/>
+        </w:rPr>
+        <w:t xml:space="preserve">Белов: </w:t>
+      </w:r>
+      <w:r>
+        <w:rPr>
+          <w:rFonts w:ascii="Times New Roman" w:hAnsi="Times New Roman" w:eastAsia="Malgun Gothic"/>
+          <w:b w:val="0"/>
+          <w:i/>
+          <w:color w:val="555555"/>
+          <w:sz w:val="22"/>
+        </w:rPr>
+        <w:t>(отворачивается, сквозь зубы, в рацию)</w:t>
+      </w:r>
+      <w:r>
+        <w:rPr>
+          <w:rFonts w:ascii="Times New Roman" w:hAnsi="Times New Roman" w:eastAsia="Malgun Gothic"/>
+          <w:b w:val="0"/>
+          <w:i w:val="0"/>
+          <w:sz w:val="22"/>
+        </w:rPr>
+        <w:t xml:space="preserve"> Третий взвод, назад! Я сказал — назад, до команды! </w:t>
+      </w:r>
+      <w:r>
+        <w:rPr>
+          <w:rFonts w:ascii="Times New Roman" w:hAnsi="Times New Roman" w:eastAsia="Malgun Gothic"/>
+          <w:b w:val="0"/>
+          <w:i/>
+          <w:color w:val="555555"/>
+          <w:sz w:val="22"/>
+        </w:rPr>
+        <w:t>(Лёше, не глядя)</w:t>
+      </w:r>
+      <w:r>
+        <w:rPr>
+          <w:rFonts w:ascii="Times New Roman" w:hAnsi="Times New Roman" w:eastAsia="Malgun Gothic"/>
+          <w:b w:val="0"/>
+          <w:i w:val="0"/>
+          <w:sz w:val="22"/>
+        </w:rPr>
+        <w:t xml:space="preserve"> Не все здесь подчиняются мне, Алексей Николаевич. Запомните это.</w:t>
       </w:r>
     </w:p>
     <w:p>
@@ -1042,6 +1499,75 @@
           <w:i w:val="0"/>
           <w:sz w:val="22"/>
         </w:rPr>
+        <w:t xml:space="preserve">Катя: </w:t>
+      </w:r>
+      <w:r>
+        <w:rPr>
+          <w:rFonts w:ascii="Times New Roman" w:hAnsi="Times New Roman" w:eastAsia="Malgun Gothic"/>
+          <w:b w:val="0"/>
+          <w:i w:val="0"/>
+          <w:sz w:val="22"/>
+        </w:rPr>
+        <w:t>Инна Сергеевна уже там. И ещё двое из «Света» — приехали сами, никто не просил.</w:t>
+      </w:r>
+    </w:p>
+    <w:p>
+      <w:pPr>
+        <w:spacing w:before="0" w:after="110" w:line="300" w:lineRule="auto"/>
+      </w:pPr>
+      <w:r>
+        <w:rPr>
+          <w:rFonts w:ascii="Times New Roman" w:hAnsi="Times New Roman" w:eastAsia="Malgun Gothic"/>
+          <w:b/>
+          <w:i w:val="0"/>
+          <w:sz w:val="22"/>
+        </w:rPr>
+        <w:t xml:space="preserve">Лёша: </w:t>
+      </w:r>
+      <w:r>
+        <w:rPr>
+          <w:rFonts w:ascii="Times New Roman" w:hAnsi="Times New Roman" w:eastAsia="Malgun Gothic"/>
+          <w:b w:val="0"/>
+          <w:i w:val="0"/>
+          <w:sz w:val="22"/>
+        </w:rPr>
+        <w:t>«Свет» не должен в это вмешиваться. Мы же разделились.</w:t>
+      </w:r>
+    </w:p>
+    <w:p>
+      <w:pPr>
+        <w:spacing w:before="0" w:after="110" w:line="300" w:lineRule="auto"/>
+      </w:pPr>
+      <w:r>
+        <w:rPr>
+          <w:rFonts w:ascii="Times New Roman" w:hAnsi="Times New Roman" w:eastAsia="Malgun Gothic"/>
+          <w:b/>
+          <w:i w:val="0"/>
+          <w:sz w:val="22"/>
+        </w:rPr>
+        <w:t xml:space="preserve">Катя: </w:t>
+      </w:r>
+      <w:r>
+        <w:rPr>
+          <w:rFonts w:ascii="Times New Roman" w:hAnsi="Times New Roman" w:eastAsia="Malgun Gothic"/>
+          <w:b w:val="0"/>
+          <w:i w:val="0"/>
+          <w:sz w:val="22"/>
+        </w:rPr>
+        <w:t>Они приехали не как «Свет», Алексей Николаевич. Как адвокаты. Сказали — по старой памяти.</w:t>
+      </w:r>
+    </w:p>
+    <w:p>
+      <w:pPr>
+        <w:spacing w:before="0" w:after="110" w:line="300" w:lineRule="auto"/>
+      </w:pPr>
+      <w:r>
+        <w:rPr>
+          <w:rFonts w:ascii="Times New Roman" w:hAnsi="Times New Roman" w:eastAsia="Malgun Gothic"/>
+          <w:b/>
+          <w:i w:val="0"/>
+          <w:sz w:val="22"/>
+        </w:rPr>
         <w:t xml:space="preserve">Сухинова: </w:t>
       </w:r>
       <w:r>
@@ -1061,7 +1587,7 @@
           <w:i w:val="0"/>
           <w:sz w:val="22"/>
         </w:rPr>
-        <w:t xml:space="preserve"> Уже в отделе, Алексей Николаевич. Протоколы составлены с ошибками — время задержания указано раньше, чем начался митинг. Двоих отпустят к вечеру, за третьего буду бороться.</w:t>
+        <w:t xml:space="preserve"> Алексей Николаевич, я в отделе. Протоколы составлены с ошибками — время задержания указано раньше, чем начался митинг. Двоих отпустят к вечеру, за третьего буду бороться.</w:t>
       </w:r>
     </w:p>
     <w:p>
@@ -1200,6 +1726,98 @@
           <w:sz w:val="22"/>
         </w:rPr>
         <w:t>Она уже попросила. Сказала: «Пусть звонят хоть ночью».</w:t>
+      </w:r>
+    </w:p>
+    <w:p>
+      <w:pPr>
+        <w:spacing w:before="0" w:after="110" w:line="300" w:lineRule="auto"/>
+      </w:pPr>
+      <w:r>
+        <w:rPr>
+          <w:rFonts w:ascii="Times New Roman" w:hAnsi="Times New Roman" w:eastAsia="Malgun Gothic"/>
+          <w:b/>
+          <w:i w:val="0"/>
+          <w:sz w:val="22"/>
+        </w:rPr>
+        <w:t xml:space="preserve">Лёша: </w:t>
+      </w:r>
+      <w:r>
+        <w:rPr>
+          <w:rFonts w:ascii="Times New Roman" w:hAnsi="Times New Roman" w:eastAsia="Malgun Gothic"/>
+          <w:b w:val="0"/>
+          <w:i w:val="0"/>
+          <w:sz w:val="22"/>
+        </w:rPr>
+        <w:t>А кто задержан из наших?</w:t>
+      </w:r>
+    </w:p>
+    <w:p>
+      <w:pPr>
+        <w:spacing w:before="0" w:after="110" w:line="300" w:lineRule="auto"/>
+      </w:pPr>
+      <w:r>
+        <w:rPr>
+          <w:rFonts w:ascii="Times New Roman" w:hAnsi="Times New Roman" w:eastAsia="Malgun Gothic"/>
+          <w:b/>
+          <w:i w:val="0"/>
+          <w:sz w:val="22"/>
+        </w:rPr>
+        <w:t xml:space="preserve">Катя: </w:t>
+      </w:r>
+      <w:r>
+        <w:rPr>
+          <w:rFonts w:ascii="Times New Roman" w:hAnsi="Times New Roman" w:eastAsia="Malgun Gothic"/>
+          <w:b w:val="0"/>
+          <w:i w:val="0"/>
+          <w:sz w:val="22"/>
+        </w:rPr>
+        <w:t>Саша, Маргарита из Ольховки и Тимур, наш водитель. Саша — тот, что с плакатом.</w:t>
+      </w:r>
+    </w:p>
+    <w:p>
+      <w:pPr>
+        <w:spacing w:before="0" w:after="110" w:line="300" w:lineRule="auto"/>
+      </w:pPr>
+      <w:r>
+        <w:rPr>
+          <w:rFonts w:ascii="Times New Roman" w:hAnsi="Times New Roman" w:eastAsia="Malgun Gothic"/>
+          <w:b/>
+          <w:i w:val="0"/>
+          <w:sz w:val="22"/>
+        </w:rPr>
+        <w:t xml:space="preserve">Лёша: </w:t>
+      </w:r>
+      <w:r>
+        <w:rPr>
+          <w:rFonts w:ascii="Times New Roman" w:hAnsi="Times New Roman" w:eastAsia="Malgun Gothic"/>
+          <w:b w:val="0"/>
+          <w:i w:val="0"/>
+          <w:sz w:val="22"/>
+        </w:rPr>
+        <w:t>Совсем мальчишка.</w:t>
+      </w:r>
+    </w:p>
+    <w:p>
+      <w:pPr>
+        <w:spacing w:before="0" w:after="110" w:line="300" w:lineRule="auto"/>
+      </w:pPr>
+      <w:r>
+        <w:rPr>
+          <w:rFonts w:ascii="Times New Roman" w:hAnsi="Times New Roman" w:eastAsia="Malgun Gothic"/>
+          <w:b/>
+          <w:i w:val="0"/>
+          <w:sz w:val="22"/>
+        </w:rPr>
+        <w:t xml:space="preserve">Катя: </w:t>
+      </w:r>
+      <w:r>
+        <w:rPr>
+          <w:rFonts w:ascii="Times New Roman" w:hAnsi="Times New Roman" w:eastAsia="Malgun Gothic"/>
+          <w:b w:val="0"/>
+          <w:i w:val="0"/>
+          <w:sz w:val="22"/>
+        </w:rPr>
+        <w:t>Девятнадцать лет. Первые выборы в жизни.</w:t>
       </w:r>
     </w:p>
     <w:p>
@@ -1354,6 +1972,217 @@
           <w:i w:val="0"/>
           <w:sz w:val="22"/>
         </w:rPr>
+        <w:t xml:space="preserve">Сухинова: </w:t>
+      </w:r>
+      <w:r>
+        <w:rPr>
+          <w:rFonts w:ascii="Times New Roman" w:hAnsi="Times New Roman" w:eastAsia="Malgun Gothic"/>
+          <w:b w:val="0"/>
+          <w:i/>
+          <w:color w:val="555555"/>
+          <w:sz w:val="22"/>
+        </w:rPr>
+        <w:t>(выходит из отдела с бумагами)</w:t>
+      </w:r>
+      <w:r>
+        <w:rPr>
+          <w:rFonts w:ascii="Times New Roman" w:hAnsi="Times New Roman" w:eastAsia="Malgun Gothic"/>
+          <w:b w:val="0"/>
+          <w:i w:val="0"/>
+          <w:sz w:val="22"/>
+        </w:rPr>
+        <w:t xml:space="preserve"> Протокол у меня. Штраф, административка, ничего больше. Задержание оформлено на пятнадцать минут раньше начала митинга — будем обжаловать.</w:t>
+      </w:r>
+    </w:p>
+    <w:p>
+      <w:pPr>
+        <w:spacing w:before="0" w:after="110" w:line="300" w:lineRule="auto"/>
+      </w:pPr>
+      <w:r>
+        <w:rPr>
+          <w:rFonts w:ascii="Times New Roman" w:hAnsi="Times New Roman" w:eastAsia="Malgun Gothic"/>
+          <w:b/>
+          <w:i w:val="0"/>
+          <w:sz w:val="22"/>
+        </w:rPr>
+        <w:t xml:space="preserve">Саша: </w:t>
+      </w:r>
+      <w:r>
+        <w:rPr>
+          <w:rFonts w:ascii="Times New Roman" w:hAnsi="Times New Roman" w:eastAsia="Malgun Gothic"/>
+          <w:b w:val="0"/>
+          <w:i w:val="0"/>
+          <w:sz w:val="22"/>
+        </w:rPr>
+        <w:t>Инна Сергеевна, а синяк — это тоже в протокол?</w:t>
+      </w:r>
+    </w:p>
+    <w:p>
+      <w:pPr>
+        <w:spacing w:before="0" w:after="110" w:line="300" w:lineRule="auto"/>
+      </w:pPr>
+      <w:r>
+        <w:rPr>
+          <w:rFonts w:ascii="Times New Roman" w:hAnsi="Times New Roman" w:eastAsia="Malgun Gothic"/>
+          <w:b/>
+          <w:i w:val="0"/>
+          <w:sz w:val="22"/>
+        </w:rPr>
+        <w:t xml:space="preserve">Сухинова: </w:t>
+      </w:r>
+      <w:r>
+        <w:rPr>
+          <w:rFonts w:ascii="Times New Roman" w:hAnsi="Times New Roman" w:eastAsia="Malgun Gothic"/>
+          <w:b w:val="0"/>
+          <w:i/>
+          <w:color w:val="555555"/>
+          <w:sz w:val="22"/>
+        </w:rPr>
+        <w:t>(смотрит на его скулу)</w:t>
+      </w:r>
+      <w:r>
+        <w:rPr>
+          <w:rFonts w:ascii="Times New Roman" w:hAnsi="Times New Roman" w:eastAsia="Malgun Gothic"/>
+          <w:b w:val="0"/>
+          <w:i w:val="0"/>
+          <w:sz w:val="22"/>
+        </w:rPr>
+        <w:t xml:space="preserve"> Это — в отдельную жалобу. С фотографией и медицинской справкой. Сейчас же в травмпункт.</w:t>
+      </w:r>
+    </w:p>
+    <w:p>
+      <w:pPr>
+        <w:spacing w:before="0" w:after="110" w:line="300" w:lineRule="auto"/>
+      </w:pPr>
+      <w:r>
+        <w:rPr>
+          <w:rFonts w:ascii="Times New Roman" w:hAnsi="Times New Roman" w:eastAsia="Malgun Gothic"/>
+          <w:b/>
+          <w:i w:val="0"/>
+          <w:sz w:val="22"/>
+        </w:rPr>
+        <w:t xml:space="preserve">Саша: </w:t>
+      </w:r>
+      <w:r>
+        <w:rPr>
+          <w:rFonts w:ascii="Times New Roman" w:hAnsi="Times New Roman" w:eastAsia="Malgun Gothic"/>
+          <w:b w:val="0"/>
+          <w:i/>
+          <w:color w:val="555555"/>
+          <w:sz w:val="22"/>
+        </w:rPr>
+        <w:t>(Лёше, смущённо)</w:t>
+      </w:r>
+      <w:r>
+        <w:rPr>
+          <w:rFonts w:ascii="Times New Roman" w:hAnsi="Times New Roman" w:eastAsia="Malgun Gothic"/>
+          <w:b w:val="0"/>
+          <w:i w:val="0"/>
+          <w:sz w:val="22"/>
+        </w:rPr>
+        <w:t xml:space="preserve"> А можно я потом на участок наблюдателем? Если возьмёте.</w:t>
+      </w:r>
+    </w:p>
+    <w:p>
+      <w:pPr>
+        <w:spacing w:before="0" w:after="110" w:line="300" w:lineRule="auto"/>
+      </w:pPr>
+      <w:r>
+        <w:rPr>
+          <w:rFonts w:ascii="Times New Roman" w:hAnsi="Times New Roman" w:eastAsia="Malgun Gothic"/>
+          <w:b/>
+          <w:i w:val="0"/>
+          <w:sz w:val="22"/>
+        </w:rPr>
+        <w:t xml:space="preserve">Лёша: </w:t>
+      </w:r>
+      <w:r>
+        <w:rPr>
+          <w:rFonts w:ascii="Times New Roman" w:hAnsi="Times New Roman" w:eastAsia="Malgun Gothic"/>
+          <w:b w:val="0"/>
+          <w:i w:val="0"/>
+          <w:sz w:val="22"/>
+        </w:rPr>
+        <w:t>Возьмём. После травмпункта.</w:t>
+      </w:r>
+    </w:p>
+    <w:p>
+      <w:pPr>
+        <w:spacing w:before="0" w:after="110" w:line="300" w:lineRule="auto"/>
+      </w:pPr>
+      <w:r>
+        <w:rPr>
+          <w:rFonts w:ascii="Times New Roman" w:hAnsi="Times New Roman" w:eastAsia="Malgun Gothic"/>
+          <w:b/>
+          <w:i w:val="0"/>
+          <w:sz w:val="22"/>
+        </w:rPr>
+        <w:t xml:space="preserve">Саша: </w:t>
+      </w:r>
+      <w:r>
+        <w:rPr>
+          <w:rFonts w:ascii="Times New Roman" w:hAnsi="Times New Roman" w:eastAsia="Malgun Gothic"/>
+          <w:b w:val="0"/>
+          <w:i/>
+          <w:color w:val="555555"/>
+          <w:sz w:val="22"/>
+        </w:rPr>
+        <w:t>(уходя, оборачивается)</w:t>
+      </w:r>
+      <w:r>
+        <w:rPr>
+          <w:rFonts w:ascii="Times New Roman" w:hAnsi="Times New Roman" w:eastAsia="Malgun Gothic"/>
+          <w:b w:val="0"/>
+          <w:i w:val="0"/>
+          <w:sz w:val="22"/>
+        </w:rPr>
+        <w:t xml:space="preserve"> Алексей Николаевич! Её найдут. Вот увидите.</w:t>
+      </w:r>
+    </w:p>
+    <w:p>
+      <w:pPr>
+        <w:spacing w:before="0" w:after="110" w:line="300" w:lineRule="auto"/>
+      </w:pPr>
+      <w:r>
+        <w:rPr>
+          <w:rFonts w:ascii="Times New Roman" w:hAnsi="Times New Roman" w:eastAsia="Malgun Gothic"/>
+          <w:b/>
+          <w:i w:val="0"/>
+          <w:sz w:val="22"/>
+        </w:rPr>
+        <w:t xml:space="preserve">Лёша: </w:t>
+      </w:r>
+      <w:r>
+        <w:rPr>
+          <w:rFonts w:ascii="Times New Roman" w:hAnsi="Times New Roman" w:eastAsia="Malgun Gothic"/>
+          <w:b w:val="0"/>
+          <w:i/>
+          <w:color w:val="555555"/>
+          <w:sz w:val="22"/>
+        </w:rPr>
+        <w:t>(тихо, ему вслед)</w:t>
+      </w:r>
+      <w:r>
+        <w:rPr>
+          <w:rFonts w:ascii="Times New Roman" w:hAnsi="Times New Roman" w:eastAsia="Malgun Gothic"/>
+          <w:b w:val="0"/>
+          <w:i w:val="0"/>
+          <w:sz w:val="22"/>
+        </w:rPr>
+        <w:t xml:space="preserve"> Спасибо, Саша.</w:t>
+      </w:r>
+    </w:p>
+    <w:p>
+      <w:pPr>
+        <w:spacing w:before="0" w:after="110" w:line="300" w:lineRule="auto"/>
+      </w:pPr>
+      <w:r>
+        <w:rPr>
+          <w:rFonts w:ascii="Times New Roman" w:hAnsi="Times New Roman" w:eastAsia="Malgun Gothic"/>
+          <w:b/>
+          <w:i w:val="0"/>
+          <w:sz w:val="22"/>
+        </w:rPr>
         <w:t xml:space="preserve">Лёша: </w:t>
       </w:r>
       <w:r>
@@ -1532,6 +2361,85 @@
     </w:p>
     <w:p>
       <w:pPr>
+        <w:spacing w:before="0" w:after="110" w:line="300" w:lineRule="auto"/>
+      </w:pPr>
+      <w:r>
+        <w:rPr>
+          <w:rFonts w:ascii="Times New Roman" w:hAnsi="Times New Roman" w:eastAsia="Malgun Gothic"/>
+          <w:b/>
+          <w:i w:val="0"/>
+          <w:sz w:val="22"/>
+        </w:rPr>
+        <w:t xml:space="preserve">Иностранный журналист: </w:t>
+      </w:r>
+      <w:r>
+        <w:rPr>
+          <w:rFonts w:ascii="Times New Roman" w:hAnsi="Times New Roman" w:eastAsia="Malgun Gothic"/>
+          <w:b w:val="0"/>
+          <w:i w:val="0"/>
+          <w:sz w:val="22"/>
+        </w:rPr>
+        <w:t>Последний вопрос. Вы не боитесь, что следующим можете стать вы?</w:t>
+      </w:r>
+    </w:p>
+    <w:p>
+      <w:pPr>
+        <w:spacing w:before="0" w:after="110" w:line="300" w:lineRule="auto"/>
+      </w:pPr>
+      <w:r>
+        <w:rPr>
+          <w:rFonts w:ascii="Times New Roman" w:hAnsi="Times New Roman" w:eastAsia="Malgun Gothic"/>
+          <w:b/>
+          <w:i w:val="0"/>
+          <w:sz w:val="22"/>
+        </w:rPr>
+        <w:t xml:space="preserve">Лёша: </w:t>
+      </w:r>
+      <w:r>
+        <w:rPr>
+          <w:rFonts w:ascii="Times New Roman" w:hAnsi="Times New Roman" w:eastAsia="Malgun Gothic"/>
+          <w:b w:val="0"/>
+          <w:i w:val="0"/>
+          <w:sz w:val="22"/>
+        </w:rPr>
+        <w:t>Боюсь. Каждый день. Но у меня был учитель, который говорил, что страх — не повод молчать. Он не дожил до этого дня. А я до сих пор с ним согласен.</w:t>
+      </w:r>
+    </w:p>
+    <w:p>
+      <w:pPr>
+        <w:spacing w:before="0" w:after="110" w:line="300" w:lineRule="auto"/>
+      </w:pPr>
+      <w:r>
+        <w:rPr>
+          <w:rFonts w:ascii="Times New Roman" w:hAnsi="Times New Roman" w:eastAsia="Malgun Gothic"/>
+          <w:b/>
+          <w:i w:val="0"/>
+          <w:sz w:val="22"/>
+        </w:rPr>
+        <w:t xml:space="preserve">Иностранный журналист: </w:t>
+      </w:r>
+      <w:r>
+        <w:rPr>
+          <w:rFonts w:ascii="Times New Roman" w:hAnsi="Times New Roman" w:eastAsia="Malgun Gothic"/>
+          <w:b w:val="0"/>
+          <w:i/>
+          <w:color w:val="555555"/>
+          <w:sz w:val="22"/>
+        </w:rPr>
+        <w:t>(тихо, выключая диктофон)</w:t>
+      </w:r>
+      <w:r>
+        <w:rPr>
+          <w:rFonts w:ascii="Times New Roman" w:hAnsi="Times New Roman" w:eastAsia="Malgun Gothic"/>
+          <w:b w:val="0"/>
+          <w:i w:val="0"/>
+          <w:sz w:val="22"/>
+        </w:rPr>
+        <w:t xml:space="preserve"> Спасибо. Для протокола — я читал её статью в самолёте. Два раза.</w:t>
+      </w:r>
+    </w:p>
+    <w:p>
+      <w:pPr>
         <w:keepNext/>
         <w:spacing w:before="320" w:after="140"/>
       </w:pPr>
@@ -1678,6 +2586,108 @@
       <w:r>
         <w:rPr>
           <w:rFonts w:ascii="Times New Roman" w:hAnsi="Times New Roman" w:eastAsia="Malgun Gothic"/>
+          <w:b/>
+          <w:i w:val="0"/>
+          <w:sz w:val="22"/>
+        </w:rPr>
+        <w:t xml:space="preserve">Журналист: </w:t>
+      </w:r>
+      <w:r>
+        <w:rPr>
+          <w:rFonts w:ascii="Times New Roman" w:hAnsi="Times New Roman" w:eastAsia="Malgun Gothic"/>
+          <w:b w:val="0"/>
+          <w:i w:val="0"/>
+          <w:sz w:val="22"/>
+        </w:rPr>
+        <w:t>Губернатор Волошин лично встретится с семьёй Волковой?</w:t>
+      </w:r>
+    </w:p>
+    <w:p>
+      <w:pPr>
+        <w:spacing w:before="0" w:after="110" w:line="300" w:lineRule="auto"/>
+      </w:pPr>
+      <w:r>
+        <w:rPr>
+          <w:rFonts w:ascii="Times New Roman" w:hAnsi="Times New Roman" w:eastAsia="Malgun Gothic"/>
+          <w:b/>
+          <w:i w:val="0"/>
+          <w:sz w:val="22"/>
+        </w:rPr>
+        <w:t xml:space="preserve">Пресс-секретарь Волошина: </w:t>
+      </w:r>
+      <w:r>
+        <w:rPr>
+          <w:rFonts w:ascii="Times New Roman" w:hAnsi="Times New Roman" w:eastAsia="Malgun Gothic"/>
+          <w:b w:val="0"/>
+          <w:i w:val="0"/>
+          <w:sz w:val="22"/>
+        </w:rPr>
+        <w:t>График губернатора расписан на неделю вперёд. Следующий вопрос.</w:t>
+      </w:r>
+    </w:p>
+    <w:p>
+      <w:pPr>
+        <w:spacing w:before="0" w:after="110" w:line="300" w:lineRule="auto"/>
+      </w:pPr>
+      <w:r>
+        <w:rPr>
+          <w:rFonts w:ascii="Times New Roman" w:hAnsi="Times New Roman" w:eastAsia="Malgun Gothic"/>
+          <w:b/>
+          <w:i w:val="0"/>
+          <w:sz w:val="22"/>
+        </w:rPr>
+        <w:t xml:space="preserve">Журналист: </w:t>
+      </w:r>
+      <w:r>
+        <w:rPr>
+          <w:rFonts w:ascii="Times New Roman" w:hAnsi="Times New Roman" w:eastAsia="Malgun Gothic"/>
+          <w:b w:val="0"/>
+          <w:i w:val="0"/>
+          <w:sz w:val="22"/>
+        </w:rPr>
+        <w:t>Вы уже это сказали. На вопрос про участки.</w:t>
+      </w:r>
+    </w:p>
+    <w:p>
+      <w:pPr>
+        <w:spacing w:before="0" w:after="110" w:line="300" w:lineRule="auto"/>
+      </w:pPr>
+      <w:r>
+        <w:rPr>
+          <w:rFonts w:ascii="Times New Roman" w:hAnsi="Times New Roman" w:eastAsia="Malgun Gothic"/>
+          <w:b/>
+          <w:i w:val="0"/>
+          <w:sz w:val="22"/>
+        </w:rPr>
+        <w:t xml:space="preserve">Пресс-секретарь Волошина: </w:t>
+      </w:r>
+      <w:r>
+        <w:rPr>
+          <w:rFonts w:ascii="Times New Roman" w:hAnsi="Times New Roman" w:eastAsia="Malgun Gothic"/>
+          <w:b w:val="0"/>
+          <w:i/>
+          <w:color w:val="555555"/>
+          <w:sz w:val="22"/>
+        </w:rPr>
+        <w:t>(сухо)</w:t>
+      </w:r>
+      <w:r>
+        <w:rPr>
+          <w:rFonts w:ascii="Times New Roman" w:hAnsi="Times New Roman" w:eastAsia="Malgun Gothic"/>
+          <w:b w:val="0"/>
+          <w:i w:val="0"/>
+          <w:sz w:val="22"/>
+        </w:rPr>
+        <w:t xml:space="preserve"> Значит, ответ не изменился. Брифинг окончен.</w:t>
+      </w:r>
+    </w:p>
+    <w:p>
+      <w:pPr>
+        <w:spacing w:before="0" w:after="110" w:line="300" w:lineRule="auto"/>
+      </w:pPr>
+      <w:r>
+        <w:rPr>
+          <w:rFonts w:ascii="Times New Roman" w:hAnsi="Times New Roman" w:eastAsia="Malgun Gothic"/>
           <w:b w:val="0"/>
           <w:i/>
           <w:color w:val="555555"/>
@@ -1808,11 +2818,24 @@
         <w:rPr>
           <w:rFonts w:ascii="Times New Roman" w:hAnsi="Times New Roman" w:eastAsia="Malgun Gothic"/>
           <w:b w:val="0"/>
-          <w:i/>
-          <w:color w:val="555555"/>
-          <w:sz w:val="22"/>
-        </w:rPr>
-        <w:t>(срывается)</w:t>
+          <w:i w:val="0"/>
+          <w:sz w:val="22"/>
+        </w:rPr>
+        <w:t>Ты приехала одна? Ночным автобусом?</w:t>
+      </w:r>
+    </w:p>
+    <w:p>
+      <w:pPr>
+        <w:spacing w:before="0" w:after="110" w:line="300" w:lineRule="auto"/>
+      </w:pPr>
+      <w:r>
+        <w:rPr>
+          <w:rFonts w:ascii="Times New Roman" w:hAnsi="Times New Roman" w:eastAsia="Malgun Gothic"/>
+          <w:b/>
+          <w:i w:val="0"/>
+          <w:sz w:val="22"/>
+        </w:rPr>
+        <w:t xml:space="preserve">Анна: </w:t>
       </w:r>
       <w:r>
         <w:rPr>
@@ -1821,30 +2844,7 @@
           <w:i w:val="0"/>
           <w:sz w:val="22"/>
         </w:rPr>
-        <w:t xml:space="preserve"> Не сравнивай! Она не умерла!</w:t>
-      </w:r>
-    </w:p>
-    <w:p>
-      <w:pPr>
-        <w:spacing w:before="0" w:after="110" w:line="300" w:lineRule="auto"/>
-      </w:pPr>
-      <w:r>
-        <w:rPr>
-          <w:rFonts w:ascii="Times New Roman" w:hAnsi="Times New Roman" w:eastAsia="Malgun Gothic"/>
-          <w:b/>
-          <w:i w:val="0"/>
-          <w:sz w:val="22"/>
-        </w:rPr>
-        <w:t xml:space="preserve">Анна: </w:t>
-      </w:r>
-      <w:r>
-        <w:rPr>
-          <w:rFonts w:ascii="Times New Roman" w:hAnsi="Times New Roman" w:eastAsia="Malgun Gothic"/>
-          <w:b w:val="0"/>
-          <w:i w:val="0"/>
-          <w:sz w:val="22"/>
-        </w:rPr>
-        <w:t>Прости. Я не сравниваю. Просто… позволь себе горевать хоть немного, Лёша. Ты не сможешь бороться за неё, если сломаешься сам.</w:t>
+        <w:t>Ночным. Соседка хотела поехать со мной, я не взяла. Кто-то же должен кормить кота.</w:t>
       </w:r>
     </w:p>
     <w:p>
@@ -1868,7 +2868,7 @@
           <w:color w:val="555555"/>
           <w:sz w:val="22"/>
         </w:rPr>
-        <w:t>(тихо, со слезами)</w:t>
+        <w:t>(не выдерживает, коротко смеётся сквозь слёзы)</w:t>
       </w:r>
       <w:r>
         <w:rPr>
@@ -1877,7 +2877,7 @@
           <w:i w:val="0"/>
           <w:sz w:val="22"/>
         </w:rPr>
-        <w:t xml:space="preserve"> Я не знаю, как горевать и бороться одновременно, мам. Не знаю, как.</w:t>
+        <w:t xml:space="preserve"> Мам. Какой кот. У вас никогда не было кота.</w:t>
       </w:r>
     </w:p>
     <w:p>
@@ -1900,7 +2900,119 @@
           <w:i w:val="0"/>
           <w:sz w:val="22"/>
         </w:rPr>
-        <w:t>Тогда учись по ходу дела. Как мы все учимся. Некрасов про русских женщин писал: «Коня на скаку остановит, в горящую избу войдёт». Я всю жизнь думала, это про каких-то других. А это просто про тех, у кого нет выбора.</w:t>
+        <w:t>Теперь есть. Прибился в тот день, после похорон. Сидит на отцовском стуле. Я его не гоню.</w:t>
+      </w:r>
+    </w:p>
+    <w:p>
+      <w:pPr>
+        <w:spacing w:before="0" w:after="110" w:line="300" w:lineRule="auto"/>
+      </w:pPr>
+      <w:r>
+        <w:rPr>
+          <w:rFonts w:ascii="Times New Roman" w:hAnsi="Times New Roman" w:eastAsia="Malgun Gothic"/>
+          <w:b/>
+          <w:i w:val="0"/>
+          <w:sz w:val="22"/>
+        </w:rPr>
+        <w:t xml:space="preserve">Лёша: </w:t>
+      </w:r>
+      <w:r>
+        <w:rPr>
+          <w:rFonts w:ascii="Times New Roman" w:hAnsi="Times New Roman" w:eastAsia="Malgun Gothic"/>
+          <w:b w:val="0"/>
+          <w:i/>
+          <w:color w:val="555555"/>
+          <w:sz w:val="22"/>
+        </w:rPr>
+        <w:t>(срывается)</w:t>
+      </w:r>
+      <w:r>
+        <w:rPr>
+          <w:rFonts w:ascii="Times New Roman" w:hAnsi="Times New Roman" w:eastAsia="Malgun Gothic"/>
+          <w:b w:val="0"/>
+          <w:i w:val="0"/>
+          <w:sz w:val="22"/>
+        </w:rPr>
+        <w:t xml:space="preserve"> Не сравнивай! Она не умерла!</w:t>
+      </w:r>
+    </w:p>
+    <w:p>
+      <w:pPr>
+        <w:spacing w:before="0" w:after="110" w:line="300" w:lineRule="auto"/>
+      </w:pPr>
+      <w:r>
+        <w:rPr>
+          <w:rFonts w:ascii="Times New Roman" w:hAnsi="Times New Roman" w:eastAsia="Malgun Gothic"/>
+          <w:b/>
+          <w:i w:val="0"/>
+          <w:sz w:val="22"/>
+        </w:rPr>
+        <w:t xml:space="preserve">Анна: </w:t>
+      </w:r>
+      <w:r>
+        <w:rPr>
+          <w:rFonts w:ascii="Times New Roman" w:hAnsi="Times New Roman" w:eastAsia="Malgun Gothic"/>
+          <w:b w:val="0"/>
+          <w:i w:val="0"/>
+          <w:sz w:val="22"/>
+        </w:rPr>
+        <w:t>Прости. Я не сравниваю. Просто… позволь себе горевать хоть немного, Лёша. Ты не сможешь бороться за неё, если сломаешься сам.</w:t>
+      </w:r>
+    </w:p>
+    <w:p>
+      <w:pPr>
+        <w:spacing w:before="0" w:after="110" w:line="300" w:lineRule="auto"/>
+      </w:pPr>
+      <w:r>
+        <w:rPr>
+          <w:rFonts w:ascii="Times New Roman" w:hAnsi="Times New Roman" w:eastAsia="Malgun Gothic"/>
+          <w:b/>
+          <w:i w:val="0"/>
+          <w:sz w:val="22"/>
+        </w:rPr>
+        <w:t xml:space="preserve">Лёша: </w:t>
+      </w:r>
+      <w:r>
+        <w:rPr>
+          <w:rFonts w:ascii="Times New Roman" w:hAnsi="Times New Roman" w:eastAsia="Malgun Gothic"/>
+          <w:b w:val="0"/>
+          <w:i/>
+          <w:color w:val="555555"/>
+          <w:sz w:val="22"/>
+        </w:rPr>
+        <w:t>(тихо, со слезами)</w:t>
+      </w:r>
+      <w:r>
+        <w:rPr>
+          <w:rFonts w:ascii="Times New Roman" w:hAnsi="Times New Roman" w:eastAsia="Malgun Gothic"/>
+          <w:b w:val="0"/>
+          <w:i w:val="0"/>
+          <w:sz w:val="22"/>
+        </w:rPr>
+        <w:t xml:space="preserve"> Я не знаю, как горевать и бороться одновременно, мам. Не знаю, как.</w:t>
+      </w:r>
+    </w:p>
+    <w:p>
+      <w:pPr>
+        <w:spacing w:before="0" w:after="110" w:line="300" w:lineRule="auto"/>
+      </w:pPr>
+      <w:r>
+        <w:rPr>
+          <w:rFonts w:ascii="Times New Roman" w:hAnsi="Times New Roman" w:eastAsia="Malgun Gothic"/>
+          <w:b/>
+          <w:i w:val="0"/>
+          <w:sz w:val="22"/>
+        </w:rPr>
+        <w:t xml:space="preserve">Анна: </w:t>
+      </w:r>
+      <w:r>
+        <w:rPr>
+          <w:rFonts w:ascii="Times New Roman" w:hAnsi="Times New Roman" w:eastAsia="Malgun Gothic"/>
+          <w:b w:val="0"/>
+          <w:i w:val="0"/>
+          <w:sz w:val="22"/>
+        </w:rPr>
+        <w:t>Тогда учись по ходу дела. Как мы все учимся. Помнишь, в школе учили: «Коня на скаку остановит, в горящую избу войдёт». Я всю жизнь думала, это про каких-то других. А это просто про тех, у кого нет выбора.</w:t>
       </w:r>
     </w:p>
     <w:p>
@@ -2064,7 +3176,7 @@
           <w:i w:val="0"/>
           <w:sz w:val="22"/>
         </w:rPr>
-        <w:t>Сегодня вечером. Без музыки, без монтажа. Один дубль.</w:t>
+        <w:t>Катя, а что скажут в штабе? Что кандидат записывает обращение с красными глазами?</w:t>
       </w:r>
     </w:p>
     <w:p>
@@ -2087,7 +3199,7 @@
           <w:i w:val="0"/>
           <w:sz w:val="22"/>
         </w:rPr>
-        <w:t>А если собьётесь?</w:t>
+        <w:t>Скажут то, что есть. Что у кандидата три дня назад пропала любимая женщина, а он всё равно здесь.</w:t>
       </w:r>
     </w:p>
     <w:p>
@@ -2110,7 +3222,7 @@
           <w:i w:val="0"/>
           <w:sz w:val="22"/>
         </w:rPr>
-        <w:t>Значит, люди увидят, что я сбился. Это тоже правда.</w:t>
+        <w:t>Сегодня вечером. Без музыки, без монтажа. Один дубль.</w:t>
       </w:r>
     </w:p>
     <w:p>
@@ -2124,7 +3236,7 @@
           <w:i w:val="0"/>
           <w:sz w:val="22"/>
         </w:rPr>
-        <w:t xml:space="preserve">Лёша: </w:t>
+        <w:t xml:space="preserve">Катя: </w:t>
       </w:r>
       <w:r>
         <w:rPr>
@@ -2133,7 +3245,7 @@
           <w:i w:val="0"/>
           <w:sz w:val="22"/>
         </w:rPr>
-        <w:t>И, Катя… спасибо, что держишь всё вместе, пока я едва держусь сам.</w:t>
+        <w:t>А если собьётесь?</w:t>
       </w:r>
     </w:p>
     <w:p>
@@ -2147,7 +3259,7 @@
           <w:i w:val="0"/>
           <w:sz w:val="22"/>
         </w:rPr>
-        <w:t xml:space="preserve">Катя: </w:t>
+        <w:t xml:space="preserve">Лёша: </w:t>
       </w:r>
       <w:r>
         <w:rPr>
@@ -2156,7 +3268,180 @@
           <w:i w:val="0"/>
           <w:sz w:val="22"/>
         </w:rPr>
+        <w:t>Значит, люди увидят, что я сбился. Это тоже правда.</w:t>
+      </w:r>
+    </w:p>
+    <w:p>
+      <w:pPr>
+        <w:spacing w:before="0" w:after="110" w:line="300" w:lineRule="auto"/>
+      </w:pPr>
+      <w:r>
+        <w:rPr>
+          <w:rFonts w:ascii="Times New Roman" w:hAnsi="Times New Roman" w:eastAsia="Malgun Gothic"/>
+          <w:b/>
+          <w:i w:val="0"/>
+          <w:sz w:val="22"/>
+        </w:rPr>
+        <w:t xml:space="preserve">Лёша: </w:t>
+      </w:r>
+      <w:r>
+        <w:rPr>
+          <w:rFonts w:ascii="Times New Roman" w:hAnsi="Times New Roman" w:eastAsia="Malgun Gothic"/>
+          <w:b w:val="0"/>
+          <w:i w:val="0"/>
+          <w:sz w:val="22"/>
+        </w:rPr>
+        <w:t>И, Катя… спасибо, что держишь всё вместе, пока я едва держусь сам.</w:t>
+      </w:r>
+    </w:p>
+    <w:p>
+      <w:pPr>
+        <w:spacing w:before="0" w:after="110" w:line="300" w:lineRule="auto"/>
+      </w:pPr>
+      <w:r>
+        <w:rPr>
+          <w:rFonts w:ascii="Times New Roman" w:hAnsi="Times New Roman" w:eastAsia="Malgun Gothic"/>
+          <w:b/>
+          <w:i w:val="0"/>
+          <w:sz w:val="22"/>
+        </w:rPr>
+        <w:t xml:space="preserve">Катя: </w:t>
+      </w:r>
+      <w:r>
+        <w:rPr>
+          <w:rFonts w:ascii="Times New Roman" w:hAnsi="Times New Roman" w:eastAsia="Malgun Gothic"/>
+          <w:b w:val="0"/>
+          <w:i w:val="0"/>
+          <w:sz w:val="22"/>
+        </w:rPr>
         <w:t>Мы все держимся вместе, Алексей Николаевич. Это то, чему вы нас научили.</w:t>
+      </w:r>
+    </w:p>
+    <w:p>
+      <w:pPr>
+        <w:spacing w:before="0" w:after="110" w:line="300" w:lineRule="auto"/>
+      </w:pPr>
+      <w:r>
+        <w:rPr>
+          <w:rFonts w:ascii="Times New Roman" w:hAnsi="Times New Roman" w:eastAsia="Malgun Gothic"/>
+          <w:b w:val="0"/>
+          <w:i/>
+          <w:color w:val="555555"/>
+          <w:sz w:val="22"/>
+        </w:rPr>
+        <w:t>(вечер; в пустом кабинете горит одна лампа, Катя настраивает камеру на штативе)</w:t>
+      </w:r>
+    </w:p>
+    <w:p>
+      <w:pPr>
+        <w:spacing w:before="0" w:after="110" w:line="300" w:lineRule="auto"/>
+      </w:pPr>
+      <w:r>
+        <w:rPr>
+          <w:rFonts w:ascii="Times New Roman" w:hAnsi="Times New Roman" w:eastAsia="Malgun Gothic"/>
+          <w:b/>
+          <w:i w:val="0"/>
+          <w:sz w:val="22"/>
+        </w:rPr>
+        <w:t xml:space="preserve">Катя: </w:t>
+      </w:r>
+      <w:r>
+        <w:rPr>
+          <w:rFonts w:ascii="Times New Roman" w:hAnsi="Times New Roman" w:eastAsia="Malgun Gothic"/>
+          <w:b w:val="0"/>
+          <w:i w:val="0"/>
+          <w:sz w:val="22"/>
+        </w:rPr>
+        <w:t>Готово. Смотрите прямо в объектив. Когда будете готовы — начинайте.</w:t>
+      </w:r>
+    </w:p>
+    <w:p>
+      <w:pPr>
+        <w:spacing w:before="0" w:after="110" w:line="300" w:lineRule="auto"/>
+      </w:pPr>
+      <w:r>
+        <w:rPr>
+          <w:rFonts w:ascii="Times New Roman" w:hAnsi="Times New Roman" w:eastAsia="Malgun Gothic"/>
+          <w:b/>
+          <w:i w:val="0"/>
+          <w:sz w:val="22"/>
+        </w:rPr>
+        <w:t xml:space="preserve">Лёша: </w:t>
+      </w:r>
+      <w:r>
+        <w:rPr>
+          <w:rFonts w:ascii="Times New Roman" w:hAnsi="Times New Roman" w:eastAsia="Malgun Gothic"/>
+          <w:b w:val="0"/>
+          <w:i/>
+          <w:color w:val="555555"/>
+          <w:sz w:val="22"/>
+        </w:rPr>
+        <w:t>(долго молчит, потом тихо)</w:t>
+      </w:r>
+      <w:r>
+        <w:rPr>
+          <w:rFonts w:ascii="Times New Roman" w:hAnsi="Times New Roman" w:eastAsia="Malgun Gothic"/>
+          <w:b w:val="0"/>
+          <w:i w:val="0"/>
+          <w:sz w:val="22"/>
+        </w:rPr>
+        <w:t xml:space="preserve"> Добрый вечер. Меня зовут Алексей Орлов. Через два дня вы придёте на участки. Я не буду просить вас голосовать за меня…</w:t>
+      </w:r>
+    </w:p>
+    <w:p>
+      <w:pPr>
+        <w:spacing w:before="0" w:after="110" w:line="300" w:lineRule="auto"/>
+      </w:pPr>
+      <w:r>
+        <w:rPr>
+          <w:rFonts w:ascii="Times New Roman" w:hAnsi="Times New Roman" w:eastAsia="Malgun Gothic"/>
+          <w:b/>
+          <w:i w:val="0"/>
+          <w:sz w:val="22"/>
+        </w:rPr>
+        <w:t xml:space="preserve">Лёша: </w:t>
+      </w:r>
+      <w:r>
+        <w:rPr>
+          <w:rFonts w:ascii="Times New Roman" w:hAnsi="Times New Roman" w:eastAsia="Malgun Gothic"/>
+          <w:b w:val="0"/>
+          <w:i w:val="0"/>
+          <w:sz w:val="22"/>
+        </w:rPr>
+        <w:t>…Я прошу вас прийти. Просто прийти. Потому что каждый пустой бюллетень кто-то заполнит за вас.</w:t>
+      </w:r>
+    </w:p>
+    <w:p>
+      <w:pPr>
+        <w:spacing w:before="0" w:after="110" w:line="300" w:lineRule="auto"/>
+      </w:pPr>
+      <w:r>
+        <w:rPr>
+          <w:rFonts w:ascii="Times New Roman" w:hAnsi="Times New Roman" w:eastAsia="Malgun Gothic"/>
+          <w:b/>
+          <w:i w:val="0"/>
+          <w:sz w:val="22"/>
+        </w:rPr>
+        <w:t xml:space="preserve">Катя: </w:t>
+      </w:r>
+      <w:r>
+        <w:rPr>
+          <w:rFonts w:ascii="Times New Roman" w:hAnsi="Times New Roman" w:eastAsia="Malgun Gothic"/>
+          <w:b w:val="0"/>
+          <w:i/>
+          <w:color w:val="555555"/>
+          <w:sz w:val="22"/>
+        </w:rPr>
+        <w:t>(после того как он замолкает, тихо)</w:t>
+      </w:r>
+      <w:r>
+        <w:rPr>
+          <w:rFonts w:ascii="Times New Roman" w:hAnsi="Times New Roman" w:eastAsia="Malgun Gothic"/>
+          <w:b w:val="0"/>
+          <w:i w:val="0"/>
+          <w:sz w:val="22"/>
+        </w:rPr>
+        <w:t xml:space="preserve"> Один дубль. Как вы и хотели.</w:t>
       </w:r>
     </w:p>
     <w:p>
@@ -2209,7 +3494,7 @@
           <w:i w:val="0"/>
           <w:sz w:val="22"/>
         </w:rPr>
-        <w:t>Некрасов, «Мороз, Красный нос» (1863): «Коня на скаку остановит, / В горящую избу войдёт!»</w:t>
+        <w:t>Некрасов, «Мороз, Красный нос» (1863): «Коня на скаку остановит, в горящую избу войдёт»</w:t>
       </w:r>
       <w:r>
         <w:rPr>

--- a/러시아 인권변호사/3부/3부_8화_거리로_나선_국민.docx
+++ b/러시아 인권변호사/3부/3부_8화_거리로_나선_국민.docx
@@ -1972,7 +1972,7 @@
           <w:i w:val="0"/>
           <w:sz w:val="22"/>
         </w:rPr>
-        <w:t xml:space="preserve">Сухинова: </w:t>
+        <w:t xml:space="preserve">Лёша: </w:t>
       </w:r>
       <w:r>
         <w:rPr>
@@ -1982,7 +1982,7 @@
           <w:color w:val="555555"/>
           <w:sz w:val="22"/>
         </w:rPr>
-        <w:t>(выходит из отдела с бумагами)</w:t>
+        <w:t>(с трудом улыбается)</w:t>
       </w:r>
       <w:r>
         <w:rPr>
@@ -1991,30 +1991,7 @@
           <w:i w:val="0"/>
           <w:sz w:val="22"/>
         </w:rPr>
-        <w:t xml:space="preserve"> Протокол у меня. Штраф, административка, ничего больше. Задержание оформлено на пятнадцать минут раньше начала митинга — будем обжаловать.</w:t>
-      </w:r>
-    </w:p>
-    <w:p>
-      <w:pPr>
-        <w:spacing w:before="0" w:after="110" w:line="300" w:lineRule="auto"/>
-      </w:pPr>
-      <w:r>
-        <w:rPr>
-          <w:rFonts w:ascii="Times New Roman" w:hAnsi="Times New Roman" w:eastAsia="Malgun Gothic"/>
-          <w:b/>
-          <w:i w:val="0"/>
-          <w:sz w:val="22"/>
-        </w:rPr>
-        <w:t xml:space="preserve">Саша: </w:t>
-      </w:r>
-      <w:r>
-        <w:rPr>
-          <w:rFonts w:ascii="Times New Roman" w:hAnsi="Times New Roman" w:eastAsia="Malgun Gothic"/>
-          <w:b w:val="0"/>
-          <w:i w:val="0"/>
-          <w:sz w:val="22"/>
-        </w:rPr>
-        <w:t>Инна Сергеевна, а синяк — это тоже в протокол?</w:t>
+        <w:t xml:space="preserve"> Можно. Это — самое важное, что можно.</w:t>
       </w:r>
     </w:p>
     <w:p>
@@ -2038,7 +2015,7 @@
           <w:color w:val="555555"/>
           <w:sz w:val="22"/>
         </w:rPr>
-        <w:t>(смотрит на его скулу)</w:t>
+        <w:t>(выходит из отдела с бумагами)</w:t>
       </w:r>
       <w:r>
         <w:rPr>
@@ -2047,7 +2024,7 @@
           <w:i w:val="0"/>
           <w:sz w:val="22"/>
         </w:rPr>
-        <w:t xml:space="preserve"> Это — в отдельную жалобу. С фотографией и медицинской справкой. Сейчас же в травмпункт.</w:t>
+        <w:t xml:space="preserve"> Протокол у меня. Штраф, административка, ничего больше. Задержание оформлено на пятнадцать минут раньше начала митинга — будем обжаловать.</w:t>
       </w:r>
     </w:p>
     <w:p>
@@ -2062,6 +2039,29 @@
           <w:sz w:val="22"/>
         </w:rPr>
         <w:t xml:space="preserve">Саша: </w:t>
+      </w:r>
+      <w:r>
+        <w:rPr>
+          <w:rFonts w:ascii="Times New Roman" w:hAnsi="Times New Roman" w:eastAsia="Malgun Gothic"/>
+          <w:b w:val="0"/>
+          <w:i w:val="0"/>
+          <w:sz w:val="22"/>
+        </w:rPr>
+        <w:t>Инна Сергеевна, а синяк — это тоже в протокол?</w:t>
+      </w:r>
+    </w:p>
+    <w:p>
+      <w:pPr>
+        <w:spacing w:before="0" w:after="110" w:line="300" w:lineRule="auto"/>
+      </w:pPr>
+      <w:r>
+        <w:rPr>
+          <w:rFonts w:ascii="Times New Roman" w:hAnsi="Times New Roman" w:eastAsia="Malgun Gothic"/>
+          <w:b/>
+          <w:i w:val="0"/>
+          <w:sz w:val="22"/>
+        </w:rPr>
+        <w:t xml:space="preserve">Сухинова: </w:t>
       </w:r>
       <w:r>
         <w:rPr>
@@ -2071,7 +2071,7 @@
           <w:color w:val="555555"/>
           <w:sz w:val="22"/>
         </w:rPr>
-        <w:t>(Лёше, смущённо)</w:t>
+        <w:t>(смотрит на его скулу)</w:t>
       </w:r>
       <w:r>
         <w:rPr>
@@ -2080,30 +2080,7 @@
           <w:i w:val="0"/>
           <w:sz w:val="22"/>
         </w:rPr>
-        <w:t xml:space="preserve"> А можно я потом на участок наблюдателем? Если возьмёте.</w:t>
-      </w:r>
-    </w:p>
-    <w:p>
-      <w:pPr>
-        <w:spacing w:before="0" w:after="110" w:line="300" w:lineRule="auto"/>
-      </w:pPr>
-      <w:r>
-        <w:rPr>
-          <w:rFonts w:ascii="Times New Roman" w:hAnsi="Times New Roman" w:eastAsia="Malgun Gothic"/>
-          <w:b/>
-          <w:i w:val="0"/>
-          <w:sz w:val="22"/>
-        </w:rPr>
-        <w:t xml:space="preserve">Лёша: </w:t>
-      </w:r>
-      <w:r>
-        <w:rPr>
-          <w:rFonts w:ascii="Times New Roman" w:hAnsi="Times New Roman" w:eastAsia="Malgun Gothic"/>
-          <w:b w:val="0"/>
-          <w:i w:val="0"/>
-          <w:sz w:val="22"/>
-        </w:rPr>
-        <w:t>Возьмём. После травмпункта.</w:t>
+        <w:t xml:space="preserve"> Это — в отдельную жалобу. С фотографией и медицинской справкой. Сейчас же в травмпункт.</w:t>
       </w:r>
     </w:p>
     <w:p>
@@ -2127,7 +2104,7 @@
           <w:color w:val="555555"/>
           <w:sz w:val="22"/>
         </w:rPr>
-        <w:t>(уходя, оборачивается)</w:t>
+        <w:t>(Лёше, смущённо)</w:t>
       </w:r>
       <w:r>
         <w:rPr>
@@ -2136,7 +2113,7 @@
           <w:i w:val="0"/>
           <w:sz w:val="22"/>
         </w:rPr>
-        <w:t xml:space="preserve"> Алексей Николаевич! Её найдут. Вот увидите.</w:t>
+        <w:t xml:space="preserve"> А можно я потом на участок наблюдателем? Если возьмёте.</w:t>
       </w:r>
     </w:p>
     <w:p>
@@ -2151,6 +2128,29 @@
           <w:sz w:val="22"/>
         </w:rPr>
         <w:t xml:space="preserve">Лёша: </w:t>
+      </w:r>
+      <w:r>
+        <w:rPr>
+          <w:rFonts w:ascii="Times New Roman" w:hAnsi="Times New Roman" w:eastAsia="Malgun Gothic"/>
+          <w:b w:val="0"/>
+          <w:i w:val="0"/>
+          <w:sz w:val="22"/>
+        </w:rPr>
+        <w:t>Возьмём. После травмпункта.</w:t>
+      </w:r>
+    </w:p>
+    <w:p>
+      <w:pPr>
+        <w:spacing w:before="0" w:after="110" w:line="300" w:lineRule="auto"/>
+      </w:pPr>
+      <w:r>
+        <w:rPr>
+          <w:rFonts w:ascii="Times New Roman" w:hAnsi="Times New Roman" w:eastAsia="Malgun Gothic"/>
+          <w:b/>
+          <w:i w:val="0"/>
+          <w:sz w:val="22"/>
+        </w:rPr>
+        <w:t xml:space="preserve">Саша: </w:t>
       </w:r>
       <w:r>
         <w:rPr>
@@ -2160,7 +2160,7 @@
           <w:color w:val="555555"/>
           <w:sz w:val="22"/>
         </w:rPr>
-        <w:t>(тихо, ему вслед)</w:t>
+        <w:t>(уходя, оборачивается)</w:t>
       </w:r>
       <w:r>
         <w:rPr>
@@ -2169,7 +2169,7 @@
           <w:i w:val="0"/>
           <w:sz w:val="22"/>
         </w:rPr>
-        <w:t xml:space="preserve"> Спасибо, Саша.</w:t>
+        <w:t xml:space="preserve"> Алексей Николаевич! Её найдут. Вот увидите.</w:t>
       </w:r>
     </w:p>
     <w:p>
@@ -2193,7 +2193,7 @@
           <w:color w:val="555555"/>
           <w:sz w:val="22"/>
         </w:rPr>
-        <w:t>(с трудом улыбается)</w:t>
+        <w:t>(тихо, ему вслед)</w:t>
       </w:r>
       <w:r>
         <w:rPr>
@@ -2202,7 +2202,7 @@
           <w:i w:val="0"/>
           <w:sz w:val="22"/>
         </w:rPr>
-        <w:t xml:space="preserve"> Можно. Это — самое важное, что можно.</w:t>
+        <w:t xml:space="preserve"> Спасибо, Саша.</w:t>
       </w:r>
     </w:p>
     <w:p>
@@ -2818,10 +2818,20 @@
         <w:rPr>
           <w:rFonts w:ascii="Times New Roman" w:hAnsi="Times New Roman" w:eastAsia="Malgun Gothic"/>
           <w:b w:val="0"/>
+          <w:i/>
+          <w:color w:val="555555"/>
+          <w:sz w:val="22"/>
+        </w:rPr>
+        <w:t>(срывается)</w:t>
+      </w:r>
+      <w:r>
+        <w:rPr>
+          <w:rFonts w:ascii="Times New Roman" w:hAnsi="Times New Roman" w:eastAsia="Malgun Gothic"/>
+          <w:b w:val="0"/>
           <w:i w:val="0"/>
           <w:sz w:val="22"/>
         </w:rPr>
-        <w:t>Ты приехала одна? Ночным автобусом?</w:t>
+        <w:t xml:space="preserve"> Не сравнивай! Она не умерла!</w:t>
       </w:r>
     </w:p>
     <w:p>
@@ -2844,7 +2854,7 @@
           <w:i w:val="0"/>
           <w:sz w:val="22"/>
         </w:rPr>
-        <w:t>Ночным. Соседка хотела поехать со мной, я не взяла. Кто-то же должен кормить кота.</w:t>
+        <w:t>Прости. Я не сравниваю. Просто… позволь себе горевать хоть немного, Лёша. Ты не сможешь бороться за неё, если сломаешься сам.</w:t>
       </w:r>
     </w:p>
     <w:p>
@@ -2868,7 +2878,7 @@
           <w:color w:val="555555"/>
           <w:sz w:val="22"/>
         </w:rPr>
-        <w:t>(не выдерживает, коротко смеётся сквозь слёзы)</w:t>
+        <w:t>(тихо, со слезами)</w:t>
       </w:r>
       <w:r>
         <w:rPr>
@@ -2877,7 +2887,7 @@
           <w:i w:val="0"/>
           <w:sz w:val="22"/>
         </w:rPr>
-        <w:t xml:space="preserve"> Мам. Какой кот. У вас никогда не было кота.</w:t>
+        <w:t xml:space="preserve"> Я не знаю, как горевать и бороться одновременно, мам. Не знаю, как.</w:t>
       </w:r>
     </w:p>
     <w:p>
@@ -2900,7 +2910,99 @@
           <w:i w:val="0"/>
           <w:sz w:val="22"/>
         </w:rPr>
-        <w:t>Теперь есть. Прибился в тот день, после похорон. Сидит на отцовском стуле. Я его не гоню.</w:t>
+        <w:t>Тогда учись по ходу дела. Как мы все учимся. Помнишь, в школе учили: «Коня на скаку остановит, в горящую избу войдёт». Я всю жизнь думала, это про каких-то других. А это просто про тех, у кого нет выбора.</w:t>
+      </w:r>
+    </w:p>
+    <w:p>
+      <w:pPr>
+        <w:spacing w:before="0" w:after="110" w:line="300" w:lineRule="auto"/>
+      </w:pPr>
+      <w:r>
+        <w:rPr>
+          <w:rFonts w:ascii="Times New Roman" w:hAnsi="Times New Roman" w:eastAsia="Malgun Gothic"/>
+          <w:b/>
+          <w:i w:val="0"/>
+          <w:sz w:val="22"/>
+        </w:rPr>
+        <w:t xml:space="preserve">Лёша: </w:t>
+      </w:r>
+      <w:r>
+        <w:rPr>
+          <w:rFonts w:ascii="Times New Roman" w:hAnsi="Times New Roman" w:eastAsia="Malgun Gothic"/>
+          <w:b w:val="0"/>
+          <w:i w:val="0"/>
+          <w:sz w:val="22"/>
+        </w:rPr>
+        <w:t>Про тебя.</w:t>
+      </w:r>
+    </w:p>
+    <w:p>
+      <w:pPr>
+        <w:spacing w:before="0" w:after="110" w:line="300" w:lineRule="auto"/>
+      </w:pPr>
+      <w:r>
+        <w:rPr>
+          <w:rFonts w:ascii="Times New Roman" w:hAnsi="Times New Roman" w:eastAsia="Malgun Gothic"/>
+          <w:b/>
+          <w:i w:val="0"/>
+          <w:sz w:val="22"/>
+        </w:rPr>
+        <w:t xml:space="preserve">Анна: </w:t>
+      </w:r>
+      <w:r>
+        <w:rPr>
+          <w:rFonts w:ascii="Times New Roman" w:hAnsi="Times New Roman" w:eastAsia="Malgun Gothic"/>
+          <w:b w:val="0"/>
+          <w:i w:val="0"/>
+          <w:sz w:val="22"/>
+        </w:rPr>
+        <w:t>Про нас с тобой, сынок. Про нас.</w:t>
+      </w:r>
+    </w:p>
+    <w:p>
+      <w:pPr>
+        <w:spacing w:before="0" w:after="110" w:line="300" w:lineRule="auto"/>
+      </w:pPr>
+      <w:r>
+        <w:rPr>
+          <w:rFonts w:ascii="Times New Roman" w:hAnsi="Times New Roman" w:eastAsia="Malgun Gothic"/>
+          <w:b/>
+          <w:i w:val="0"/>
+          <w:sz w:val="22"/>
+        </w:rPr>
+        <w:t xml:space="preserve">Лёша: </w:t>
+      </w:r>
+      <w:r>
+        <w:rPr>
+          <w:rFonts w:ascii="Times New Roman" w:hAnsi="Times New Roman" w:eastAsia="Malgun Gothic"/>
+          <w:b w:val="0"/>
+          <w:i w:val="0"/>
+          <w:sz w:val="22"/>
+        </w:rPr>
+        <w:t>Ты приехала одна? Ночным автобусом?</w:t>
+      </w:r>
+    </w:p>
+    <w:p>
+      <w:pPr>
+        <w:spacing w:before="0" w:after="110" w:line="300" w:lineRule="auto"/>
+      </w:pPr>
+      <w:r>
+        <w:rPr>
+          <w:rFonts w:ascii="Times New Roman" w:hAnsi="Times New Roman" w:eastAsia="Malgun Gothic"/>
+          <w:b/>
+          <w:i w:val="0"/>
+          <w:sz w:val="22"/>
+        </w:rPr>
+        <w:t xml:space="preserve">Анна: </w:t>
+      </w:r>
+      <w:r>
+        <w:rPr>
+          <w:rFonts w:ascii="Times New Roman" w:hAnsi="Times New Roman" w:eastAsia="Malgun Gothic"/>
+          <w:b w:val="0"/>
+          <w:i w:val="0"/>
+          <w:sz w:val="22"/>
+        </w:rPr>
+        <w:t>Ночным. Соседка хотела поехать со мной, я не взяла. Кто-то же должен кормить кота.</w:t>
       </w:r>
     </w:p>
     <w:p>
@@ -2924,7 +3026,7 @@
           <w:color w:val="555555"/>
           <w:sz w:val="22"/>
         </w:rPr>
-        <w:t>(срывается)</w:t>
+        <w:t>(не выдерживает, коротко смеётся сквозь слёзы)</w:t>
       </w:r>
       <w:r>
         <w:rPr>
@@ -2933,7 +3035,7 @@
           <w:i w:val="0"/>
           <w:sz w:val="22"/>
         </w:rPr>
-        <w:t xml:space="preserve"> Не сравнивай! Она не умерла!</w:t>
+        <w:t xml:space="preserve"> Мам. Какой кот. У вас никогда не было кота.</w:t>
       </w:r>
     </w:p>
     <w:p>
@@ -2956,109 +3058,7 @@
           <w:i w:val="0"/>
           <w:sz w:val="22"/>
         </w:rPr>
-        <w:t>Прости. Я не сравниваю. Просто… позволь себе горевать хоть немного, Лёша. Ты не сможешь бороться за неё, если сломаешься сам.</w:t>
-      </w:r>
-    </w:p>
-    <w:p>
-      <w:pPr>
-        <w:spacing w:before="0" w:after="110" w:line="300" w:lineRule="auto"/>
-      </w:pPr>
-      <w:r>
-        <w:rPr>
-          <w:rFonts w:ascii="Times New Roman" w:hAnsi="Times New Roman" w:eastAsia="Malgun Gothic"/>
-          <w:b/>
-          <w:i w:val="0"/>
-          <w:sz w:val="22"/>
-        </w:rPr>
-        <w:t xml:space="preserve">Лёша: </w:t>
-      </w:r>
-      <w:r>
-        <w:rPr>
-          <w:rFonts w:ascii="Times New Roman" w:hAnsi="Times New Roman" w:eastAsia="Malgun Gothic"/>
-          <w:b w:val="0"/>
-          <w:i/>
-          <w:color w:val="555555"/>
-          <w:sz w:val="22"/>
-        </w:rPr>
-        <w:t>(тихо, со слезами)</w:t>
-      </w:r>
-      <w:r>
-        <w:rPr>
-          <w:rFonts w:ascii="Times New Roman" w:hAnsi="Times New Roman" w:eastAsia="Malgun Gothic"/>
-          <w:b w:val="0"/>
-          <w:i w:val="0"/>
-          <w:sz w:val="22"/>
-        </w:rPr>
-        <w:t xml:space="preserve"> Я не знаю, как горевать и бороться одновременно, мам. Не знаю, как.</w:t>
-      </w:r>
-    </w:p>
-    <w:p>
-      <w:pPr>
-        <w:spacing w:before="0" w:after="110" w:line="300" w:lineRule="auto"/>
-      </w:pPr>
-      <w:r>
-        <w:rPr>
-          <w:rFonts w:ascii="Times New Roman" w:hAnsi="Times New Roman" w:eastAsia="Malgun Gothic"/>
-          <w:b/>
-          <w:i w:val="0"/>
-          <w:sz w:val="22"/>
-        </w:rPr>
-        <w:t xml:space="preserve">Анна: </w:t>
-      </w:r>
-      <w:r>
-        <w:rPr>
-          <w:rFonts w:ascii="Times New Roman" w:hAnsi="Times New Roman" w:eastAsia="Malgun Gothic"/>
-          <w:b w:val="0"/>
-          <w:i w:val="0"/>
-          <w:sz w:val="22"/>
-        </w:rPr>
-        <w:t>Тогда учись по ходу дела. Как мы все учимся. Помнишь, в школе учили: «Коня на скаку остановит, в горящую избу войдёт». Я всю жизнь думала, это про каких-то других. А это просто про тех, у кого нет выбора.</w:t>
-      </w:r>
-    </w:p>
-    <w:p>
-      <w:pPr>
-        <w:spacing w:before="0" w:after="110" w:line="300" w:lineRule="auto"/>
-      </w:pPr>
-      <w:r>
-        <w:rPr>
-          <w:rFonts w:ascii="Times New Roman" w:hAnsi="Times New Roman" w:eastAsia="Malgun Gothic"/>
-          <w:b/>
-          <w:i w:val="0"/>
-          <w:sz w:val="22"/>
-        </w:rPr>
-        <w:t xml:space="preserve">Лёша: </w:t>
-      </w:r>
-      <w:r>
-        <w:rPr>
-          <w:rFonts w:ascii="Times New Roman" w:hAnsi="Times New Roman" w:eastAsia="Malgun Gothic"/>
-          <w:b w:val="0"/>
-          <w:i w:val="0"/>
-          <w:sz w:val="22"/>
-        </w:rPr>
-        <w:t>Про тебя.</w:t>
-      </w:r>
-    </w:p>
-    <w:p>
-      <w:pPr>
-        <w:spacing w:before="0" w:after="110" w:line="300" w:lineRule="auto"/>
-      </w:pPr>
-      <w:r>
-        <w:rPr>
-          <w:rFonts w:ascii="Times New Roman" w:hAnsi="Times New Roman" w:eastAsia="Malgun Gothic"/>
-          <w:b/>
-          <w:i w:val="0"/>
-          <w:sz w:val="22"/>
-        </w:rPr>
-        <w:t xml:space="preserve">Анна: </w:t>
-      </w:r>
-      <w:r>
-        <w:rPr>
-          <w:rFonts w:ascii="Times New Roman" w:hAnsi="Times New Roman" w:eastAsia="Malgun Gothic"/>
-          <w:b w:val="0"/>
-          <w:i w:val="0"/>
-          <w:sz w:val="22"/>
-        </w:rPr>
-        <w:t>Про нас с тобой, сынок. Про нас.</w:t>
+        <w:t>Теперь есть. Прибился в тот день, после похорон. Сидит на отцовском стуле. Я его не гоню.</w:t>
       </w:r>
     </w:p>
     <w:p>
@@ -3199,7 +3199,7 @@
           <w:i w:val="0"/>
           <w:sz w:val="22"/>
         </w:rPr>
-        <w:t>Скажут то, что есть. Что у кандидата три дня назад пропала любимая женщина, а он всё равно здесь.</w:t>
+        <w:t>Скажут то, что есть. Что у кандидата два дня назад пропала любимая женщина, а он всё равно здесь.</w:t>
       </w:r>
     </w:p>
     <w:p>

--- a/러시아 인권변호사/3부/3부_8화_거리로_나선_국민.docx
+++ b/러시아 인권변호사/3부/3부_8화_거리로_나선_국민.docx
@@ -62,7 +62,7 @@
           <w:i w:val="0"/>
           <w:sz w:val="22"/>
         </w:rPr>
-        <w:t>7화로부터 하루 뒤, 다리야 실종 사흘째이자 투표 이틀 전. 전국 열두 개 도시에서 자발적 시위가 동시다발적으로 일어난다.</w:t>
+        <w:t>7화로부터 이틀 뒤, 다리야 실종 사흘째이자 투표 이틀 전. 전국 열두 개 도시에서 자발적 시위가 동시다발적으로 일어난다.</w:t>
       </w:r>
     </w:p>
     <w:p>
